--- a/public/exports/workflows/client-onboarding/ref-nda-general.docx
+++ b/public/exports/workflows/client-onboarding/ref-nda-general.docx
@@ -14,7 +14,7 @@
     </w:p>
     <w:p>
       <w:pPr>
-        <w:spacing w:after="160"/>
+        <w:spacing w:after="180"/>
         <w:jc w:val="both"/>
       </w:pPr>
       <w:r>
@@ -30,7 +30,7 @@
     </w:p>
     <w:p>
       <w:pPr>
-        <w:spacing w:after="160"/>
+        <w:spacing w:after="180"/>
         <w:jc w:val="both"/>
       </w:pPr>
       <w:r>
@@ -52,11 +52,77 @@
     </w:p>
     <w:p>
       <w:pPr>
-        <w:spacing w:after="160"/>
-        <w:jc w:val="both"/>
-      </w:pPr>
-      <w:r>
-        <w:t xml:space="preserve">свій продукт перед тим, як визначитися з підрядником. - Ми проводимо discovery-сесії, де можемо побачити їх кодову базу, архітектуру, бізнес-метрики. - Ми робимо pitch, у якому наша методологія або proprietary рішення стають видимими. - Будь-яка ситуація, де sensitive інформація рухається в будь-яку сторону </w:t>
+        <w:spacing w:after="180"/>
+        <w:jc w:val="both"/>
+      </w:pPr>
+      <w:r>
+        <w:t xml:space="preserve">свій продукт перед тим, як визначитися з підрядником.</w:t>
+      </w:r>
+    </w:p>
+    <w:p>
+      <w:pPr>
+        <w:pStyle w:val="ListParagraph"/>
+        <w:numPr>
+          <w:ilvl w:val="0"/>
+          <w:numId w:val="1"/>
+        </w:numPr>
+        <w:spacing w:after="60"/>
+      </w:pPr>
+      <w:r>
+        <w:t xml:space="preserve">Ми проводимо discovery-сесії, де можемо побачити їх кодову</w:t>
+      </w:r>
+    </w:p>
+    <w:p>
+      <w:pPr>
+        <w:spacing w:after="180"/>
+        <w:jc w:val="both"/>
+      </w:pPr>
+      <w:r>
+        <w:t xml:space="preserve">базу, архітектуру, бізнес-метрики.</w:t>
+      </w:r>
+    </w:p>
+    <w:p>
+      <w:pPr>
+        <w:pStyle w:val="ListParagraph"/>
+        <w:numPr>
+          <w:ilvl w:val="0"/>
+          <w:numId w:val="1"/>
+        </w:numPr>
+        <w:spacing w:after="60"/>
+      </w:pPr>
+      <w:r>
+        <w:t xml:space="preserve">Ми робимо pitch, у якому наша методологія або proprietary</w:t>
+      </w:r>
+    </w:p>
+    <w:p>
+      <w:pPr>
+        <w:spacing w:after="180"/>
+        <w:jc w:val="both"/>
+      </w:pPr>
+      <w:r>
+        <w:t xml:space="preserve">рішення стають видимими.</w:t>
+      </w:r>
+    </w:p>
+    <w:p>
+      <w:pPr>
+        <w:pStyle w:val="ListParagraph"/>
+        <w:numPr>
+          <w:ilvl w:val="0"/>
+          <w:numId w:val="1"/>
+        </w:numPr>
+        <w:spacing w:after="60"/>
+      </w:pPr>
+      <w:r>
+        <w:t xml:space="preserve">Будь-яка ситуація, де sensitive інформація рухається в будь-яку</w:t>
+      </w:r>
+    </w:p>
+    <w:p>
+      <w:pPr>
+        <w:spacing w:after="180"/>
+        <w:jc w:val="both"/>
+      </w:pPr>
+      <w:r>
+        <w:t xml:space="preserve">сторону </w:t>
       </w:r>
       <w:r>
         <w:rPr>
@@ -72,7 +138,8 @@
     <w:p>
       <w:pPr>
         <w:pStyle w:val="Heading2"/>
-        <w:spacing w:after="160" w:before="280"/>
+        <w:keepNext/>
+        <w:spacing w:after="180" w:before="360"/>
       </w:pPr>
       <w:r>
         <w:t xml:space="preserve">Структура документа</w:t>
@@ -80,7 +147,7 @@
     </w:p>
     <w:p>
       <w:pPr>
-        <w:spacing w:after="160"/>
+        <w:spacing w:after="180"/>
         <w:jc w:val="both"/>
       </w:pPr>
       <w:r>
@@ -109,12 +176,22 @@
     </w:p>
     <w:p>
       <w:pPr>
-        <w:spacing w:after="160"/>
-        <w:jc w:val="both"/>
-      </w:pPr>
-      <w:r>
-        <w:t xml:space="preserve">документа, визначає що є Confidential Information 2. </w:t>
-      </w:r>
+        <w:spacing w:after="180"/>
+        <w:jc w:val="both"/>
+      </w:pPr>
+      <w:r>
+        <w:t xml:space="preserve">документа, визначає що є Confidential Information</w:t>
+      </w:r>
+    </w:p>
+    <w:p>
+      <w:pPr>
+        <w:pStyle w:val="ListParagraph"/>
+        <w:numPr>
+          <w:ilvl w:val="0"/>
+          <w:numId w:val="2"/>
+        </w:numPr>
+        <w:spacing w:after="60"/>
+      </w:pPr>
       <w:r>
         <w:rPr>
           <w:b/>
@@ -123,8 +200,27 @@
         <w:t xml:space="preserve">Use of Information</w:t>
       </w:r>
       <w:r>
-        <w:t xml:space="preserve"> — як можна і не можна використовувати (розгорнуто в тілі документа) 3. </w:t>
-      </w:r>
+        <w:t xml:space="preserve"> — як можна і не можна використовувати</w:t>
+      </w:r>
+    </w:p>
+    <w:p>
+      <w:pPr>
+        <w:spacing w:after="180"/>
+        <w:jc w:val="both"/>
+      </w:pPr>
+      <w:r>
+        <w:t xml:space="preserve">(розгорнуто в тілі документа)</w:t>
+      </w:r>
+    </w:p>
+    <w:p>
+      <w:pPr>
+        <w:pStyle w:val="ListParagraph"/>
+        <w:numPr>
+          <w:ilvl w:val="0"/>
+          <w:numId w:val="2"/>
+        </w:numPr>
+        <w:spacing w:after="60"/>
+      </w:pPr>
       <w:r>
         <w:rPr>
           <w:b/>
@@ -133,8 +229,27 @@
         <w:t xml:space="preserve">Non-solicitation</w:t>
       </w:r>
       <w:r>
-        <w:t xml:space="preserve"> — 3 роки після закінчення (довше ніж у Services Agreement!) 4. </w:t>
-      </w:r>
+        <w:t xml:space="preserve"> — 3 роки після закінчення (довше ніж у</w:t>
+      </w:r>
+    </w:p>
+    <w:p>
+      <w:pPr>
+        <w:spacing w:after="180"/>
+        <w:jc w:val="both"/>
+      </w:pPr>
+      <w:r>
+        <w:t xml:space="preserve">Services Agreement!)</w:t>
+      </w:r>
+    </w:p>
+    <w:p>
+      <w:pPr>
+        <w:pStyle w:val="ListParagraph"/>
+        <w:numPr>
+          <w:ilvl w:val="0"/>
+          <w:numId w:val="2"/>
+        </w:numPr>
+        <w:spacing w:after="60"/>
+      </w:pPr>
       <w:r>
         <w:rPr>
           <w:b/>
@@ -143,8 +258,18 @@
         <w:t xml:space="preserve">Permitted Hiring and Business</w:t>
       </w:r>
       <w:r>
-        <w:t xml:space="preserve"> — винятки з non-solicitation 5. </w:t>
-      </w:r>
+        <w:t xml:space="preserve"> — винятки з non-solicitation</w:t>
+      </w:r>
+    </w:p>
+    <w:p>
+      <w:pPr>
+        <w:pStyle w:val="ListParagraph"/>
+        <w:numPr>
+          <w:ilvl w:val="0"/>
+          <w:numId w:val="2"/>
+        </w:numPr>
+        <w:spacing w:after="60"/>
+      </w:pPr>
       <w:r>
         <w:rPr>
           <w:b/>
@@ -153,8 +278,27 @@
         <w:t xml:space="preserve">Remedies</w:t>
       </w:r>
       <w:r>
-        <w:t xml:space="preserve"> — визнання, що грошові збитки недостатні, можливість equitable remedies 6. </w:t>
-      </w:r>
+        <w:t xml:space="preserve"> — визнання, що грошові збитки недостатні,</w:t>
+      </w:r>
+    </w:p>
+    <w:p>
+      <w:pPr>
+        <w:spacing w:after="180"/>
+        <w:jc w:val="both"/>
+      </w:pPr>
+      <w:r>
+        <w:t xml:space="preserve">можливість equitable remedies</w:t>
+      </w:r>
+    </w:p>
+    <w:p>
+      <w:pPr>
+        <w:pStyle w:val="ListParagraph"/>
+        <w:numPr>
+          <w:ilvl w:val="0"/>
+          <w:numId w:val="2"/>
+        </w:numPr>
+        <w:spacing w:after="60"/>
+      </w:pPr>
       <w:r>
         <w:rPr>
           <w:b/>
@@ -163,13 +307,23 @@
         <w:t xml:space="preserve">General Provisions</w:t>
       </w:r>
       <w:r>
-        <w:t xml:space="preserve"> — entire agreement, notices, severability, assignment, governing law</w:t>
+        <w:t xml:space="preserve"> — entire agreement, notices, severability,</w:t>
+      </w:r>
+    </w:p>
+    <w:p>
+      <w:pPr>
+        <w:spacing w:after="180"/>
+        <w:jc w:val="both"/>
+      </w:pPr>
+      <w:r>
+        <w:t xml:space="preserve">assignment, governing law</w:t>
       </w:r>
     </w:p>
     <w:p>
       <w:pPr>
         <w:pStyle w:val="Heading2"/>
-        <w:spacing w:after="160" w:before="280"/>
+        <w:keepNext/>
+        <w:spacing w:after="180" w:before="360"/>
       </w:pPr>
       <w:r>
         <w:t xml:space="preserve">Ключові параметри</w:t>
@@ -197,12 +351,22 @@
     </w:p>
     <w:p>
       <w:pPr>
-        <w:spacing w:after="160"/>
-        <w:jc w:val="both"/>
-      </w:pPr>
-      <w:r>
-        <w:t xml:space="preserve">Effective Date - </w:t>
-      </w:r>
+        <w:spacing w:after="180"/>
+        <w:jc w:val="both"/>
+      </w:pPr>
+      <w:r>
+        <w:t xml:space="preserve">Effective Date</w:t>
+      </w:r>
+    </w:p>
+    <w:p>
+      <w:pPr>
+        <w:pStyle w:val="ListParagraph"/>
+        <w:numPr>
+          <w:ilvl w:val="0"/>
+          <w:numId w:val="1"/>
+        </w:numPr>
+        <w:spacing w:after="60"/>
+      </w:pPr>
       <w:r>
         <w:rPr>
           <w:b/>
@@ -211,8 +375,27 @@
         <w:t xml:space="preserve">Термін конфіденційності (trade secrets):</w:t>
       </w:r>
       <w:r>
-        <w:t xml:space="preserve"> доки залишається trade secret - </w:t>
-      </w:r>
+        <w:t xml:space="preserve"> доки залишається</w:t>
+      </w:r>
+    </w:p>
+    <w:p>
+      <w:pPr>
+        <w:spacing w:after="180"/>
+        <w:jc w:val="both"/>
+      </w:pPr>
+      <w:r>
+        <w:t xml:space="preserve">trade secret</w:t>
+      </w:r>
+    </w:p>
+    <w:p>
+      <w:pPr>
+        <w:pStyle w:val="ListParagraph"/>
+        <w:numPr>
+          <w:ilvl w:val="0"/>
+          <w:numId w:val="1"/>
+        </w:numPr>
+        <w:spacing w:after="60"/>
+      </w:pPr>
       <w:r>
         <w:rPr>
           <w:b/>
@@ -221,8 +404,14 @@
         <w:t xml:space="preserve">Non-solicitation період:</w:t>
       </w:r>
       <w:r>
-        <w:t xml:space="preserve"> 3 роки після завершення — це </w:t>
-      </w:r>
+        <w:t xml:space="preserve"> 3 роки після завершення — це</w:t>
+      </w:r>
+    </w:p>
+    <w:p>
+      <w:pPr>
+        <w:spacing w:after="180"/>
+        <w:jc w:val="both"/>
+      </w:pPr>
       <w:r>
         <w:rPr>
           <w:b/>
@@ -231,8 +420,18 @@
         <w:t xml:space="preserve">вдвічі довше</w:t>
       </w:r>
       <w:r>
-        <w:t xml:space="preserve"> ніж у MSA (де 1 рік). NDA — це ранній етап, захист більш активний. - </w:t>
-      </w:r>
+        <w:t xml:space="preserve"> ніж у MSA (де 1 рік). NDA — це ранній етап, захист більш активний.</w:t>
+      </w:r>
+    </w:p>
+    <w:p>
+      <w:pPr>
+        <w:pStyle w:val="ListParagraph"/>
+        <w:numPr>
+          <w:ilvl w:val="0"/>
+          <w:numId w:val="1"/>
+        </w:numPr>
+        <w:spacing w:after="60"/>
+      </w:pPr>
       <w:r>
         <w:rPr>
           <w:b/>
@@ -241,8 +440,27 @@
         <w:t xml:space="preserve">Governing law:</w:t>
       </w:r>
       <w:r>
-        <w:t xml:space="preserve"> залишається _____ у шаблоні; Legal заповнює при підписанні залежно від клієнта (зазвичай англійське право або право клієнта для enterprise) - </w:t>
-      </w:r>
+        <w:t xml:space="preserve"> залишається _____ у шаблоні; Legal заповнює</w:t>
+      </w:r>
+    </w:p>
+    <w:p>
+      <w:pPr>
+        <w:spacing w:after="180"/>
+        <w:jc w:val="both"/>
+      </w:pPr>
+      <w:r>
+        <w:t xml:space="preserve">при підписанні залежно від клієнта (зазвичай англійське право або право клієнта для enterprise)</w:t>
+      </w:r>
+    </w:p>
+    <w:p>
+      <w:pPr>
+        <w:pStyle w:val="ListParagraph"/>
+        <w:numPr>
+          <w:ilvl w:val="0"/>
+          <w:numId w:val="1"/>
+        </w:numPr>
+        <w:spacing w:after="60"/>
+      </w:pPr>
       <w:r>
         <w:rPr>
           <w:b/>
@@ -251,13 +469,23 @@
         <w:t xml:space="preserve">Return/Destruction:</w:t>
       </w:r>
       <w:r>
-        <w:t xml:space="preserve"> обов'язкове при завершенні або на вимогу розкриваючої сторони</w:t>
+        <w:t xml:space="preserve"> обов'язкове при завершенні або на</w:t>
+      </w:r>
+    </w:p>
+    <w:p>
+      <w:pPr>
+        <w:spacing w:after="180"/>
+        <w:jc w:val="both"/>
+      </w:pPr>
+      <w:r>
+        <w:t xml:space="preserve">вимогу розкриваючої сторони</w:t>
       </w:r>
     </w:p>
     <w:p>
       <w:pPr>
         <w:pStyle w:val="Heading2"/>
-        <w:spacing w:after="160" w:before="280"/>
+        <w:keepNext/>
+        <w:spacing w:after="180" w:before="360"/>
       </w:pPr>
       <w:r>
         <w:t xml:space="preserve">Коли NDA — це окремий документ, а коли — частина MSA</w:t>
@@ -265,7 +493,7 @@
     </w:p>
     <w:p>
       <w:pPr>
-        <w:spacing w:after="160"/>
+        <w:spacing w:after="180"/>
         <w:jc w:val="both"/>
       </w:pPr>
       <w:r>
@@ -294,12 +522,22 @@
     </w:p>
     <w:p>
       <w:pPr>
-        <w:spacing w:after="160"/>
-        <w:jc w:val="both"/>
-      </w:pPr>
-      <w:r>
-        <w:t xml:space="preserve">до підписання комерційного договору. NDA — "перший крок", MSA — "другий крок". Це більш обачно з нашого боку. 2. </w:t>
-      </w:r>
+        <w:spacing w:after="180"/>
+        <w:jc w:val="both"/>
+      </w:pPr>
+      <w:r>
+        <w:t xml:space="preserve">до підписання комерційного договору. NDA — "перший крок", MSA — "другий крок". Це більш обачно з нашого боку.</w:t>
+      </w:r>
+    </w:p>
+    <w:p>
+      <w:pPr>
+        <w:pStyle w:val="ListParagraph"/>
+        <w:numPr>
+          <w:ilvl w:val="0"/>
+          <w:numId w:val="2"/>
+        </w:numPr>
+        <w:spacing w:after="60"/>
+      </w:pPr>
       <w:r>
         <w:rPr>
           <w:b/>
@@ -308,12 +546,21 @@
         <w:t xml:space="preserve">NDA як розділ всередині MSA.</w:t>
       </w:r>
       <w:r>
-        <w:t xml:space="preserve"> Коли клієнт готовий одразу підписувати MSA і discovery не потрібна окремо. Менше адміністрування, але втрачається гнучкість.</w:t>
-      </w:r>
-    </w:p>
-    <w:p>
-      <w:pPr>
-        <w:spacing w:after="160"/>
+        <w:t xml:space="preserve"> Коли клієнт готовий одразу</w:t>
+      </w:r>
+    </w:p>
+    <w:p>
+      <w:pPr>
+        <w:spacing w:after="180"/>
+        <w:jc w:val="both"/>
+      </w:pPr>
+      <w:r>
+        <w:t xml:space="preserve">підписувати MSA і discovery не потрібна окремо. Менше адміністрування, але втрачається гнучкість.</w:t>
+      </w:r>
+    </w:p>
+    <w:p>
+      <w:pPr>
+        <w:spacing w:after="180"/>
         <w:jc w:val="both"/>
       </w:pPr>
       <w:r>
@@ -323,7 +570,8 @@
     <w:p>
       <w:pPr>
         <w:pStyle w:val="Heading2"/>
-        <w:spacing w:after="160" w:before="280"/>
+        <w:keepNext/>
+        <w:spacing w:after="180" w:before="360"/>
       </w:pPr>
       <w:r>
         <w:t xml:space="preserve">Взаємодія з Services Agreement Sloboda 2026</w:t>
@@ -331,7 +579,7 @@
     </w:p>
     <w:p>
       <w:pPr>
-        <w:spacing w:after="160"/>
+        <w:spacing w:after="180"/>
         <w:jc w:val="both"/>
       </w:pPr>
       <w:r>
@@ -350,7 +598,7 @@
     </w:p>
     <w:p>
       <w:pPr>
-        <w:spacing w:after="160"/>
+        <w:spacing w:after="180"/>
         <w:jc w:val="both"/>
       </w:pPr>
       <w:r>
@@ -367,7 +615,8 @@
     <w:p>
       <w:pPr>
         <w:pStyle w:val="Heading2"/>
-        <w:spacing w:after="160" w:before="280"/>
+        <w:keepNext/>
+        <w:spacing w:after="180" w:before="360"/>
       </w:pPr>
       <w:r>
         <w:t xml:space="preserve">Джерело</w:t>
@@ -375,7 +624,7 @@
     </w:p>
     <w:p>
       <w:pPr>
-        <w:spacing w:after="160"/>
+        <w:spacing w:after="180"/>
         <w:jc w:val="both"/>
       </w:pPr>
       <w:r>
@@ -442,7 +691,7 @@
     </w:pPr>
     <w:r>
       <w:rPr>
-        <w:color w:val="888888"/>
+        <w:color w:val="8A8578"/>
         <w:sz w:val="16"/>
         <w:szCs w:val="16"/>
       </w:rPr>
@@ -450,12 +699,31 @@
     </w:r>
     <w:r>
       <w:rPr>
-        <w:color w:val="888888"/>
+        <w:color w:val="8A8578"/>
         <w:sz w:val="16"/>
         <w:szCs w:val="16"/>
       </w:rPr>
       <w:fldChar w:fldCharType="begin"/>
       <w:instrText xml:space="preserve">PAGE</w:instrText>
+      <w:fldChar w:fldCharType="separate"/>
+      <w:fldChar w:fldCharType="end"/>
+    </w:r>
+    <w:r>
+      <w:rPr>
+        <w:color w:val="8A8578"/>
+        <w:sz w:val="16"/>
+        <w:szCs w:val="16"/>
+      </w:rPr>
+      <w:t xml:space="preserve"> / </w:t>
+    </w:r>
+    <w:r>
+      <w:rPr>
+        <w:color w:val="8A8578"/>
+        <w:sz w:val="16"/>
+        <w:szCs w:val="16"/>
+      </w:rPr>
+      <w:fldChar w:fldCharType="begin"/>
+      <w:instrText xml:space="preserve">NUMPAGES</w:instrText>
       <w:fldChar w:fldCharType="separate"/>
       <w:fldChar w:fldCharType="end"/>
     </w:r>
@@ -637,8 +905,13 @@
     <w:basedOn w:val="Normal"/>
     <w:next w:val="Normal"/>
     <w:qFormat/>
-    <w:rPr>
-      <w:color w:val="2E74B5"/>
+    <w:pPr>
+      <w:spacing w:after="200" w:before="400"/>
+    </w:pPr>
+    <w:rPr>
+      <w:rFonts w:ascii="Georgia" w:cs="Georgia" w:eastAsia="Georgia" w:hAnsi="Georgia"/>
+      <w:b/>
+      <w:bCs/>
       <w:sz w:val="32"/>
       <w:szCs w:val="32"/>
     </w:rPr>
@@ -648,8 +921,13 @@
     <w:basedOn w:val="Normal"/>
     <w:next w:val="Normal"/>
     <w:qFormat/>
-    <w:rPr>
-      <w:color w:val="2E74B5"/>
+    <w:pPr>
+      <w:spacing w:after="160" w:before="320"/>
+    </w:pPr>
+    <w:rPr>
+      <w:rFonts w:ascii="Georgia" w:cs="Georgia" w:eastAsia="Georgia" w:hAnsi="Georgia"/>
+      <w:b/>
+      <w:bCs/>
       <w:sz w:val="26"/>
       <w:szCs w:val="26"/>
     </w:rPr>
@@ -659,10 +937,15 @@
     <w:basedOn w:val="Normal"/>
     <w:next w:val="Normal"/>
     <w:qFormat/>
-    <w:rPr>
-      <w:color w:val="1F4D78"/>
-      <w:sz w:val="24"/>
-      <w:szCs w:val="24"/>
+    <w:pPr>
+      <w:spacing w:after="120" w:before="240"/>
+    </w:pPr>
+    <w:rPr>
+      <w:rFonts w:ascii="Georgia" w:cs="Georgia" w:eastAsia="Georgia" w:hAnsi="Georgia"/>
+      <w:b/>
+      <w:bCs/>
+      <w:sz w:val="22"/>
+      <w:szCs w:val="22"/>
     </w:rPr>
   </w:style>
   <w:style w:type="paragraph" w:styleId="Heading4">

--- a/public/exports/workflows/client-onboarding/ref-nda-general.docx
+++ b/public/exports/workflows/client-onboarding/ref-nda-general.docx
@@ -628,7 +628,16 @@
         <w:jc w:val="both"/>
       </w:pPr>
       <w:r>
-        <w:t xml:space="preserve">NDA template General (Sept 2025 review).</w:t>
+        <w:t xml:space="preserve">Бібліотека — </w:t>
+      </w:r>
+      <w:r>
+        <w:rPr>
+          <w:rFonts w:ascii="Consolas" w:cs="Consolas" w:eastAsia="Consolas" w:hAnsi="Consolas"/>
+        </w:rPr>
+        <w:t xml:space="preserve">documents/nda-general.mdx</w:t>
+      </w:r>
+      <w:r>
+        <w:t xml:space="preserve"> (Sept 2025 review). Раніше шаблон жив у зовнішньому шейрінгу, тепер — у цьому репо.</w:t>
       </w:r>
     </w:p>
     <w:sectPr>

--- a/public/exports/workflows/client-onboarding/ref-nda-general.docx
+++ b/public/exports/workflows/client-onboarding/ref-nda-general.docx
@@ -25,7 +25,7 @@
         <w:t xml:space="preserve">Non-Disclosure Agreement (загальний)</w:t>
       </w:r>
       <w:r>
-        <w:t xml:space="preserve"> — стандартний NDA Sloboda Software GMBH для використання на ранніх етапах обговорень з потенційними клієнтами, перед підписанням повного Services Agreement.</w:t>
+        <w:t xml:space="preserve"> — стандартний NDA Acme Services GmbH для використання на ранніх етапах обговорень з потенційними клієнтами, перед підписанням повного Services Agreement.</w:t>
       </w:r>
     </w:p>
     <w:p>
@@ -574,7 +574,7 @@
         <w:spacing w:after="180" w:before="360"/>
       </w:pPr>
       <w:r>
-        <w:t xml:space="preserve">Взаємодія з Services Agreement Sloboda 2026</w:t>
+        <w:t xml:space="preserve">Взаємодія з Services Agreement</w:t>
       </w:r>
     </w:p>
     <w:p>
